--- a/five-doors/docx/story_bible.docx
+++ b/five-doors/docx/story_bible.docx
@@ -932,6 +932,547 @@
       </w:r>
       <w:r>
         <w:t xml:space="preserve">: 의상과 관능 묘사는 SPEC 4절을 따른다. 아이들(지호, 소이)은 관능 장면과 같은 공간이나 장면에 절대 두지 않는다. 폭력은 없다.</w:t>
+      </w:r>
+    </w:p>
+    <w:p>
+      <w:pPr>
+        <w:pStyle w:val="Heading1"/>
+      </w:pPr>
+      <w:r>
+        <w:t xml:space="preserve">0-2. 확정 외형 — 시안 B (2026-10-07, 작화 기준)</w:t>
+      </w:r>
+    </w:p>
+    <w:p>
+      <w:pPr>
+        <w:spacing w:after="160" w:line="360"/>
+      </w:pPr>
+      <w:r>
+        <w:t xml:space="preserve">G7에서 시안 B로 확정했다. 아래 내용이 각 인물의 '3. 외모'와 다르면 </w:t>
+      </w:r>
+      <w:r>
+        <w:rPr>
+          <w:b/>
+          <w:bCs/>
+        </w:rPr>
+        <w:t xml:space="preserve">이 절이 작화 기준</w:t>
+      </w:r>
+      <w:r>
+        <w:t xml:space="preserve">이다. 성격, 버릇, 관계, 소설 속 사실은 바꾸지 않는다. 기준 이미지는 `design/gen/prompts.md`의 링크에 있다.</w:t>
+      </w:r>
+    </w:p>
+    <w:p>
+      <w:pPr>
+        <w:pStyle w:val="ListParagraph"/>
+        <w:numPr>
+          <w:ilvl w:val="0"/>
+          <w:numId w:val="2"/>
+        </w:numPr>
+        <w:spacing w:after="60"/>
+      </w:pPr>
+      <w:r>
+        <w:rPr>
+          <w:b/>
+          <w:bCs/>
+        </w:rPr>
+        <w:t xml:space="preserve">한도겸 — 미남형 바람둥이</w:t>
+      </w:r>
+    </w:p>
+    <w:p>
+      <w:pPr>
+        <w:pStyle w:val="ListParagraph"/>
+        <w:numPr>
+          <w:ilvl w:val="1"/>
+          <w:numId w:val="2"/>
+        </w:numPr>
+        <w:spacing w:after="60"/>
+      </w:pPr>
+      <w:r>
+        <w:t xml:space="preserve">슬릭 백이지만 이마에 머리 한 가닥이 흘러내린다. 거짓말할 때 그 가닥을 넘기고 귓불을 만진다.</w:t>
+      </w:r>
+    </w:p>
+    <w:p>
+      <w:pPr>
+        <w:pStyle w:val="ListParagraph"/>
+        <w:numPr>
+          <w:ilvl w:val="1"/>
+          <w:numId w:val="2"/>
+        </w:numPr>
+        <w:spacing w:after="60"/>
+      </w:pPr>
+      <w:r>
+        <w:t xml:space="preserve">얼굴이 더 부드럽고 잘생겼다. 눈을 오래 맞추는 따뜻한 긴 눈. 왼쪽 입꼬리 웃음은 유지한다.</w:t>
+      </w:r>
+    </w:p>
+    <w:p>
+      <w:pPr>
+        <w:pStyle w:val="ListParagraph"/>
+        <w:numPr>
+          <w:ilvl w:val="1"/>
+          <w:numId w:val="2"/>
+        </w:numPr>
+        <w:spacing w:after="60"/>
+      </w:pPr>
+      <w:r>
+        <w:t xml:space="preserve">흰 셔츠는 소매를 팔뚝까지 걷는다. 핏줄 선 팔뚝과 시계, 화상 흉터가 한 프레임에 들어온다.</w:t>
+      </w:r>
+    </w:p>
+    <w:p>
+      <w:pPr>
+        <w:pStyle w:val="ListParagraph"/>
+        <w:numPr>
+          <w:ilvl w:val="1"/>
+          <w:numId w:val="2"/>
+        </w:numPr>
+        <w:spacing w:after="60"/>
+      </w:pPr>
+      <w:r>
+        <w:t xml:space="preserve">기준 이미지: https://www.canva.com/M/MAHXUMP9VSc</w:t>
+      </w:r>
+    </w:p>
+    <w:p>
+      <w:pPr>
+        <w:pStyle w:val="ListParagraph"/>
+        <w:numPr>
+          <w:ilvl w:val="0"/>
+          <w:numId w:val="2"/>
+        </w:numPr>
+        <w:spacing w:after="60"/>
+      </w:pPr>
+      <w:r>
+        <w:rPr>
+          <w:b/>
+          <w:bCs/>
+        </w:rPr>
+        <w:t xml:space="preserve">서유진 — 부드러운 글래머</w:t>
+      </w:r>
+    </w:p>
+    <w:p>
+      <w:pPr>
+        <w:pStyle w:val="ListParagraph"/>
+        <w:numPr>
+          <w:ilvl w:val="1"/>
+          <w:numId w:val="2"/>
+        </w:numPr>
+        <w:spacing w:after="60"/>
+      </w:pPr>
+      <w:r>
+        <w:t xml:space="preserve">얼굴형: 계란형이 조금 둥글어진다.</w:t>
+      </w:r>
+    </w:p>
+    <w:p>
+      <w:pPr>
+        <w:pStyle w:val="ListParagraph"/>
+        <w:numPr>
+          <w:ilvl w:val="1"/>
+          <w:numId w:val="2"/>
+        </w:numPr>
+        <w:spacing w:after="60"/>
+      </w:pPr>
+      <w:r>
+        <w:t xml:space="preserve">눈매: 나른하게 처진 눈매와 긴 속눈썹. </w:t>
+      </w:r>
+      <w:r>
+        <w:rPr>
+          <w:b/>
+          <w:bCs/>
+        </w:rPr>
+        <w:t xml:space="preserve">웃어도 눈은 웃지 않는다</w:t>
+      </w:r>
+      <w:r>
+        <w:t xml:space="preserve">는 설정은 그대로다(눈매가 부드러워 오히려 더 서늘하다).</w:t>
+      </w:r>
+    </w:p>
+    <w:p>
+      <w:pPr>
+        <w:pStyle w:val="ListParagraph"/>
+        <w:numPr>
+          <w:ilvl w:val="1"/>
+          <w:numId w:val="2"/>
+        </w:numPr>
+        <w:spacing w:after="60"/>
+      </w:pPr>
+      <w:r>
+        <w:t xml:space="preserve">입술: 도톰하고 뮤트 로즈레드.</w:t>
+      </w:r>
+    </w:p>
+    <w:p>
+      <w:pPr>
+        <w:pStyle w:val="ListParagraph"/>
+        <w:numPr>
+          <w:ilvl w:val="1"/>
+          <w:numId w:val="2"/>
+        </w:numPr>
+        <w:spacing w:after="60"/>
+      </w:pPr>
+      <w:r>
+        <w:t xml:space="preserve">머리: 옆으로 넘긴 부드러운 앞머리가 있는 흑갈색 웨이브 단발.</w:t>
+      </w:r>
+    </w:p>
+    <w:p>
+      <w:pPr>
+        <w:pStyle w:val="ListParagraph"/>
+        <w:numPr>
+          <w:ilvl w:val="1"/>
+          <w:numId w:val="2"/>
+        </w:numPr>
+        <w:spacing w:after="60"/>
+      </w:pPr>
+      <w:r>
+        <w:t xml:space="preserve">체형: '긴 S'에서 모래시계 쪽으로 옮긴다. 다리 길이와 곧은 자세는 유지한다. 가슴과 골반 볼륨이 더 분명하다.</w:t>
+      </w:r>
+    </w:p>
+    <w:p>
+      <w:pPr>
+        <w:pStyle w:val="ListParagraph"/>
+        <w:numPr>
+          <w:ilvl w:val="1"/>
+          <w:numId w:val="2"/>
+        </w:numPr>
+        <w:spacing w:after="60"/>
+      </w:pPr>
+      <w:r>
+        <w:t xml:space="preserve">기준 이미지: https://www.canva.com/M/MAHXUMErVuU</w:t>
+      </w:r>
+    </w:p>
+    <w:p>
+      <w:pPr>
+        <w:pStyle w:val="ListParagraph"/>
+        <w:numPr>
+          <w:ilvl w:val="0"/>
+          <w:numId w:val="2"/>
+        </w:numPr>
+        <w:spacing w:after="60"/>
+      </w:pPr>
+      <w:r>
+        <w:rPr>
+          <w:b/>
+          <w:bCs/>
+        </w:rPr>
+        <w:t xml:space="preserve">차미란 — 팜파탈</w:t>
+      </w:r>
+    </w:p>
+    <w:p>
+      <w:pPr>
+        <w:pStyle w:val="ListParagraph"/>
+        <w:numPr>
+          <w:ilvl w:val="1"/>
+          <w:numId w:val="2"/>
+        </w:numPr>
+        <w:spacing w:after="60"/>
+      </w:pPr>
+      <w:r>
+        <w:t xml:space="preserve">얼굴: 더 날카로운 계란형, 스모키 아이.</w:t>
+      </w:r>
+    </w:p>
+    <w:p>
+      <w:pPr>
+        <w:pStyle w:val="ListParagraph"/>
+        <w:numPr>
+          <w:ilvl w:val="1"/>
+          <w:numId w:val="2"/>
+        </w:numPr>
+        <w:spacing w:after="60"/>
+      </w:pPr>
+      <w:r>
+        <w:t xml:space="preserve">눈매: 평소에는 반쯤 감긴 나른한 눈이고, 크게 웃을 때만 반달이 된다.</w:t>
+      </w:r>
+    </w:p>
+    <w:p>
+      <w:pPr>
+        <w:pStyle w:val="ListParagraph"/>
+        <w:numPr>
+          <w:ilvl w:val="1"/>
+          <w:numId w:val="2"/>
+        </w:numPr>
+        <w:spacing w:after="60"/>
+      </w:pPr>
+      <w:r>
+        <w:t xml:space="preserve">머리: 옆가르마 볼륨 빈티지 웨이브. 와인브라운, 가슴 아래 길이.</w:t>
+      </w:r>
+    </w:p>
+    <w:p>
+      <w:pPr>
+        <w:pStyle w:val="ListParagraph"/>
+        <w:numPr>
+          <w:ilvl w:val="1"/>
+          <w:numId w:val="2"/>
+        </w:numPr>
+        <w:spacing w:after="60"/>
+      </w:pPr>
+      <w:r>
+        <w:t xml:space="preserve">대표 의상: 버건디 저지 랩 원피스와 와인잔을 기본 이미지로 쓴다. 가게에서는 오프숄더와 앞치마.</w:t>
+      </w:r>
+    </w:p>
+    <w:p>
+      <w:pPr>
+        <w:pStyle w:val="ListParagraph"/>
+        <w:numPr>
+          <w:ilvl w:val="1"/>
+          <w:numId w:val="2"/>
+        </w:numPr>
+        <w:spacing w:after="60"/>
+      </w:pPr>
+      <w:r>
+        <w:t xml:space="preserve">기준 이미지: https://www.canva.com/M/MAHXUMzjuqY</w:t>
+      </w:r>
+    </w:p>
+    <w:p>
+      <w:pPr>
+        <w:pStyle w:val="ListParagraph"/>
+        <w:numPr>
+          <w:ilvl w:val="0"/>
+          <w:numId w:val="2"/>
+        </w:numPr>
+        <w:spacing w:after="60"/>
+      </w:pPr>
+      <w:r>
+        <w:rPr>
+          <w:b/>
+          <w:bCs/>
+        </w:rPr>
+        <w:t xml:space="preserve">오세라 — 귀여운 스포티</w:t>
+      </w:r>
+      <w:r>
+        <w:t xml:space="preserve"> (이미지 미생성, 프롬프트 준비됨)</w:t>
+      </w:r>
+    </w:p>
+    <w:p>
+      <w:pPr>
+        <w:pStyle w:val="ListParagraph"/>
+        <w:numPr>
+          <w:ilvl w:val="1"/>
+          <w:numId w:val="2"/>
+        </w:numPr>
+        <w:spacing w:after="60"/>
+      </w:pPr>
+      <w:r>
+        <w:t xml:space="preserve">얼굴: 하트형 얼굴, 밝고 동그란 눈, 콧등의 옅은 주근깨.</w:t>
+      </w:r>
+    </w:p>
+    <w:p>
+      <w:pPr>
+        <w:pStyle w:val="ListParagraph"/>
+        <w:numPr>
+          <w:ilvl w:val="1"/>
+          <w:numId w:val="2"/>
+        </w:numPr>
+        <w:spacing w:after="60"/>
+      </w:pPr>
+      <w:r>
+        <w:t xml:space="preserve">머리: 잔머리가 나온 하이 포니테일.</w:t>
+      </w:r>
+    </w:p>
+    <w:p>
+      <w:pPr>
+        <w:pStyle w:val="ListParagraph"/>
+        <w:numPr>
+          <w:ilvl w:val="1"/>
+          <w:numId w:val="2"/>
+        </w:numPr>
+        <w:spacing w:after="60"/>
+      </w:pPr>
+      <w:r>
+        <w:t xml:space="preserve">체형: 탄탄한 복근과 비너스 보조개는 유지하되 가슴과 엉덩이가 조금 더 둥글다.</w:t>
+      </w:r>
+    </w:p>
+    <w:p>
+      <w:pPr>
+        <w:pStyle w:val="ListParagraph"/>
+        <w:numPr>
+          <w:ilvl w:val="1"/>
+          <w:numId w:val="2"/>
+        </w:numPr>
+        <w:spacing w:after="60"/>
+      </w:pPr>
+      <w:r>
+        <w:t xml:space="preserve">시그니처: 민트 집업을 연 채 브라톱을 드러낸다.</w:t>
+      </w:r>
+    </w:p>
+    <w:p>
+      <w:pPr>
+        <w:pStyle w:val="ListParagraph"/>
+        <w:numPr>
+          <w:ilvl w:val="1"/>
+          <w:numId w:val="2"/>
+        </w:numPr>
+        <w:spacing w:after="60"/>
+      </w:pPr>
+      <w:r>
+        <w:t xml:space="preserve">참고: 시안 A 이미지 https://cdn.gamma.app/9oh2fv5hpwuy0wq/design-anything/pWvZEbJYp0NhzN7f1hOsB/oWph2g1NcBmaH-Tl6KaoV.jpg</w:t>
+      </w:r>
+    </w:p>
+    <w:p>
+      <w:pPr>
+        <w:pStyle w:val="ListParagraph"/>
+        <w:numPr>
+          <w:ilvl w:val="0"/>
+          <w:numId w:val="2"/>
+        </w:numPr>
+        <w:spacing w:after="60"/>
+      </w:pPr>
+      <w:r>
+        <w:rPr>
+          <w:b/>
+          <w:bCs/>
+        </w:rPr>
+        <w:t xml:space="preserve">윤하린 — 성숙한 지적 미인</w:t>
+      </w:r>
+      <w:r>
+        <w:t xml:space="preserve"> (이미지 미생성, 프롬프트 준비됨)</w:t>
+      </w:r>
+    </w:p>
+    <w:p>
+      <w:pPr>
+        <w:pStyle w:val="ListParagraph"/>
+        <w:numPr>
+          <w:ilvl w:val="1"/>
+          <w:numId w:val="2"/>
+        </w:numPr>
+        <w:spacing w:after="60"/>
+      </w:pPr>
+      <w:r>
+        <w:t xml:space="preserve">얼굴: 갸름한 계란형, 나른하게 반쯤 감긴 눈.</w:t>
+      </w:r>
+    </w:p>
+    <w:p>
+      <w:pPr>
+        <w:pStyle w:val="ListParagraph"/>
+        <w:numPr>
+          <w:ilvl w:val="1"/>
+          <w:numId w:val="2"/>
+        </w:numPr>
+        <w:spacing w:after="60"/>
+      </w:pPr>
+      <w:r>
+        <w:t xml:space="preserve">안경: 얇은 금테 </w:t>
+      </w:r>
+      <w:r>
+        <w:rPr>
+          <w:b/>
+          <w:bCs/>
+        </w:rPr>
+        <w:t xml:space="preserve">타원</w:t>
+      </w:r>
+      <w:r>
+        <w:t xml:space="preserve"> 안경.</w:t>
+      </w:r>
+    </w:p>
+    <w:p>
+      <w:pPr>
+        <w:pStyle w:val="ListParagraph"/>
+        <w:numPr>
+          <w:ilvl w:val="1"/>
+          <w:numId w:val="2"/>
+        </w:numPr>
+        <w:spacing w:after="60"/>
+      </w:pPr>
+      <w:r>
+        <w:t xml:space="preserve">머리: 평소 하프업. 결심하면 전부 묶는다(설정 유지).</w:t>
+      </w:r>
+    </w:p>
+    <w:p>
+      <w:pPr>
+        <w:pStyle w:val="ListParagraph"/>
+        <w:numPr>
+          <w:ilvl w:val="1"/>
+          <w:numId w:val="2"/>
+        </w:numPr>
+        <w:spacing w:after="60"/>
+      </w:pPr>
+      <w:r>
+        <w:t xml:space="preserve">동그란 볼과 쉽게 붉어지는 귀는 유지한다. 25세 성인임을 작화에서 분명히 한다.</w:t>
+      </w:r>
+    </w:p>
+    <w:p>
+      <w:pPr>
+        <w:pStyle w:val="ListParagraph"/>
+        <w:numPr>
+          <w:ilvl w:val="0"/>
+          <w:numId w:val="2"/>
+        </w:numPr>
+        <w:spacing w:after="60"/>
+      </w:pPr>
+      <w:r>
+        <w:rPr>
+          <w:b/>
+          <w:bCs/>
+        </w:rPr>
+        <w:t xml:space="preserve">정혜숙 — 따뜻한 성숙 글래머</w:t>
+      </w:r>
+      <w:r>
+        <w:t xml:space="preserve"> (이미지 미생성, 프롬프트 준비됨)</w:t>
+      </w:r>
+    </w:p>
+    <w:p>
+      <w:pPr>
+        <w:pStyle w:val="ListParagraph"/>
+        <w:numPr>
+          <w:ilvl w:val="1"/>
+          <w:numId w:val="2"/>
+        </w:numPr>
+        <w:spacing w:after="60"/>
+      </w:pPr>
+      <w:r>
+        <w:t xml:space="preserve">얼굴: 더 둥글고 부드러운 얼굴, 웃음 주름.</w:t>
+      </w:r>
+    </w:p>
+    <w:p>
+      <w:pPr>
+        <w:pStyle w:val="ListParagraph"/>
+        <w:numPr>
+          <w:ilvl w:val="1"/>
+          <w:numId w:val="2"/>
+        </w:numPr>
+        <w:spacing w:after="60"/>
+      </w:pPr>
+      <w:r>
+        <w:t xml:space="preserve">화장: 날개형 아이라인은 유지한다.</w:t>
+      </w:r>
+    </w:p>
+    <w:p>
+      <w:pPr>
+        <w:pStyle w:val="ListParagraph"/>
+        <w:numPr>
+          <w:ilvl w:val="1"/>
+          <w:numId w:val="2"/>
+        </w:numPr>
+        <w:spacing w:after="60"/>
+      </w:pPr>
+      <w:r>
+        <w:t xml:space="preserve">머리: 낮게 틀어 올린 시뇽에 몇 가닥이 흘러내린다(올림머리 설정 유지).</w:t>
+      </w:r>
+    </w:p>
+    <w:p>
+      <w:pPr>
+        <w:pStyle w:val="ListParagraph"/>
+        <w:numPr>
+          <w:ilvl w:val="1"/>
+          <w:numId w:val="2"/>
+        </w:numPr>
+        <w:spacing w:after="60"/>
+      </w:pPr>
+      <w:r>
+        <w:t xml:space="preserve">대표 의상: 와인색 저지 원피스를 기본 이미지로 쓴다.</w:t>
+      </w:r>
+    </w:p>
+    <w:p>
+      <w:pPr>
+        <w:pStyle w:val="ListParagraph"/>
+        <w:numPr>
+          <w:ilvl w:val="0"/>
+          <w:numId w:val="2"/>
+        </w:numPr>
+        <w:spacing w:after="60"/>
+      </w:pPr>
+      <w:r>
+        <w:rPr>
+          <w:b/>
+          <w:bCs/>
+        </w:rPr>
+        <w:t xml:space="preserve">박순옥</w:t>
+      </w:r>
+      <w:r>
+        <w:t xml:space="preserve">: 단일안(프롬프트 준비됨).</w:t>
       </w:r>
     </w:p>
     <w:p>
